--- a/recursos/comercial/B2B/PROPUESTA_CONVENIO_FECOLSA.docx
+++ b/recursos/comercial/B2B/PROPUESTA_CONVENIO_FECOLSA.docx
@@ -788,14 +788,14 @@
           <w:b/>
           <w:sz w:val="19"/>
         </w:rPr>
-        <w:t>Idea de negocio propia:</w:t>
+        <w:t>Una meta propia, con fecha:</w:t>
       </w:r>
       <w:r>
         <w:rPr>
           <w:b w:val="0"/>
           <w:sz w:val="19"/>
         </w:rPr>
-        <w:t xml:space="preserve"> a cada estudiante lo empujamos a pensar una y a contarla en inglés.</w:t>
+        <w:t xml:space="preserve"> cada estudiante entra con lo que quiere lograr (una entrevista, un viaje, un negocio propio, el siguiente paso en su trabajo) y lo acompañamos para contarlo y sostenerlo en inglés.</w:t>
       </w:r>
     </w:p>
     <w:p>

--- a/recursos/comercial/B2B/PROPUESTA_CONVENIO_FECOLSA.docx
+++ b/recursos/comercial/B2B/PROPUESTA_CONVENIO_FECOLSA.docx
@@ -788,14 +788,14 @@
           <w:b/>
           <w:sz w:val="19"/>
         </w:rPr>
-        <w:t>Una meta propia, con fecha:</w:t>
+        <w:t>Su meta, trabajada como proyecto:</w:t>
       </w:r>
       <w:r>
         <w:rPr>
           <w:b w:val="0"/>
           <w:sz w:val="19"/>
         </w:rPr>
-        <w:t xml:space="preserve"> cada estudiante entra con lo que quiere lograr (una entrevista, un viaje, un negocio propio, el siguiente paso en su trabajo) y lo acompañamos para contarlo y sostenerlo en inglés.</w:t>
+        <w:t xml:space="preserve"> cada estudiante entra con lo que quiere lograr (una entrevista, un viaje, un negocio propio, el siguiente paso en su trabajo) y desde el primer día lo trabajamos como un proyecto en inglés, con pasos y fecha.</w:t>
       </w:r>
     </w:p>
     <w:p>

--- a/recursos/comercial/B2B/PROPUESTA_CONVENIO_FECOLSA.docx
+++ b/recursos/comercial/B2B/PROPUESTA_CONVENIO_FECOLSA.docx
@@ -224,7 +224,7 @@
           <w:b w:val="0"/>
           <w:sz w:val="19"/>
         </w:rPr>
-        <w:t>, en grupos de máximo 16.</w:t>
+        <w:t>.</w:t>
       </w:r>
     </w:p>
     <w:p>

--- a/recursos/comercial/B2B/PROPUESTA_CONVENIO_FECOLSA.docx
+++ b/recursos/comercial/B2B/PROPUESTA_CONVENIO_FECOLSA.docx
@@ -157,7 +157,7 @@
           <w:b w:val="0"/>
           <w:sz w:val="19"/>
         </w:rPr>
-        <w:t>. Y lo respaldamos por escrito: si cumple su parte y no avanza, le devolvemos el 100% del nivel.</w:t>
+        <w:t>. Y lo respaldamos por escrito: si cumple su parte y no avanza en inglés, le devolvemos el 100% del nivel.</w:t>
       </w:r>
     </w:p>
     <w:p>
@@ -691,7 +691,7 @@
           <w:b w:val="0"/>
           <w:sz w:val="19"/>
         </w:rPr>
-        <w:t xml:space="preserve"> si el estudiante cumple su parte (asistencia del 80%, 90% de las tareas con video diario, todas las evaluaciones) y no avanza, le devolvemos el 100% del valor del nivel.</w:t>
+        <w:t xml:space="preserve"> si el estudiante cumple su parte (asistencia del 80%, 90% de las tareas con video diario, todas las evaluaciones) y no avanza en inglés, le devolvemos el 100% del valor del nivel.</w:t>
       </w:r>
     </w:p>
     <w:p>
